--- a/Возможные_вопросы.docx
+++ b/Возможные_вопросы.docx
@@ -38,7 +38,7 @@
     </w:p>
     <w:p>
       <w:r>
-        <w:t>Формула впервые предложена Lyubomirsky, Sheldon и Schkade в 2005 году: примерно пятьдесят процентов различий в благополучии — наследственность, сорок — намеренная деятельность, десять — обстоятельства. Селигман популяризировал её, а Любомирски назвала «теорией сорока процентов». Это удобная иллюстративная модель, а не универсальный закон. Мета-анализ Рорера и Шмукле 2018 года уточнил: гены и среда не складываются, а взаимодействуют, а оценки наследуемости в разных работах выше — до семидесяти-восьмидесяти процентов. Вывод: наследственность задаёт диапазон, но внутри него многое определяют привычки и усилия.</w:t>
+        <w:t>Формула впервые предложена Любомирским, Шелдоном и Шкейдом в 2005 году: примерно пятьдесят процентов различий в благополучии — наследственность, сорок — намеренная деятельность, десять — обстоятельства. Селигман популяризировал её, а Любомирски назвала «теорией сорока процентов». Это удобная иллюстративная модель, а не универсальный закон. Мета-анализ Рорера и Шмукля 2018 года уточнил: гены и среда не складываются, а взаимодействуют, а оценки наследуемости в разных работах выше — до семидесяти-восьмидесяти процентов. Вывод: наследственность задаёт диапазон, но внутри него многое определяют привычки и усилия.</w:t>
       </w:r>
     </w:p>
     <w:p>

--- a/Возможные_вопросы.docx
+++ b/Возможные_вопросы.docx
@@ -51,7 +51,7 @@
     </w:p>
     <w:p>
       <w:r>
-        <w:t>До определённого уровня — да, деньги важны, потому что снимают бытовую тревогу и закрывают базовые потребности. Но дальше связь слабеет. Это парадокс Истерлина: рост дохода не всегда ведёт к росту счастья. Канеман и Дитон в 2010 году нашли порог около семидесяти пяти тысяч долларов, после которого эмоциональное благополучие почти не росло. Позже Киллингсворт (2021) показал, что счастье продолжает расти и дальше, а совместная работа Канемана и Киллингсворта (2023) объяснила расхождение: эффект плато наблюдается только у двадцати процентов самых несчастных людей.</w:t>
+        <w:t>До определённого уровня — да, деньги важны, потому что снимают бытовую тревогу и закрывают базовые потребности. Но дальше связь слабеет. Это парадокс Истерлина: рост дохода не всегда ведёт к росту счастья. Канеман и Дитон в 2010 году нашли порог дохода (по российским данным — около шестидесяти тысяч рублей в месяц), после которого влияние дохода на неудовлетворённость прекращается. Позже Киллингсворт (2021) показал, что счастье продолжает расти и дальше, а совместная работа Канемана и Киллингсворта (2023) объяснила расхождение: эффект плато наблюдается только у двадцати процентов самых несчастных людей.</w:t>
       </w:r>
     </w:p>
     <w:p>
@@ -163,12 +163,12 @@
         <w:pStyle w:val="Heading2"/>
       </w:pPr>
       <w:r>
-        <w:t>12. ВОПРОС. А что говорят религиозная и русская традиции?</w:t>
+        <w:t>12. ВОПРОС. А что говорят русская традиция и русские учёные?</w:t>
       </w:r>
     </w:p>
     <w:p>
       <w:r>
-        <w:t>Они добавляют важные оттенки. Фома Аквинский понимал счастье как дар Божий, а христианская традиция связывает его с внутренним состоянием человека. Никон Оптинский писал: «Царствие Божие внутри вас есть». Мученик Евстратий говорил: «Мучение это суть радость». Братья Стругацкие иронично заметили: «Счастье есть отсутствие несчастья». Эти взгляды показывают, что представление о счастье менялось от эпохи к эпохе — в Томске даже стоит памятник счастью как символ этих перемен.</w:t>
+        <w:t>Они добавляют важные оттенки. В русской традиции Никон Оптинский писал: «Царствие Божие внутри вас есть», а мученик Евстратий говорил: «Мучение это суть радость». Братья Стругацкие иронично заметили: «Счастье есть отсутствие несчастья». Отечественные учёные: Сергей Рубинштейн в книге «Бытие и сознание» (1957) понимал счастье как единство знания и переживания; Дмитрий Леонтьев в «Психологии смысла» (2003) показал, что основа благополучия — смысл жизни и жизненные ориентации; Ирина Джидарьян («Психология счастья и оптимизма», 2013) и Лев Куликов («Психология настроения», 1997) исследовали оптимизм, настроение и удовлетворённость жизнью; Пётр Симонов создал информационную теорию эмоций, а Фёдор Василюк — психологию переживания. Что касается данных по России: рост распространённости депрессии фиксирует НМИЦ психиатрии им. В. П. Сербского (с 8,2% до 13,1% взрослых за десять лет), а по данным Росстата средний индекс счастья не растёт и держится на плато примерно с 2005 года.</w:t>
       </w:r>
     </w:p>
     <w:sectPr>
